--- a/teacher/04-ai/01-ai-concept/worksheet-04-01-ai-concept-lesson1.docx
+++ b/teacher/04-ai/01-ai-concept/worksheet-04-01-ai-concept-lesson1.docx
@@ -276,7 +276,7 @@
           <w:sz w:val="22"/>
           <w:szCs w:val="22"/>
         </w:rPr>
-        <w:t xml:space="preserve">② 예시를 딱 하나 더 찍으세요. 색이 바뀐 칸은 몇 칸인가요? 바뀌는 순간 칸이 잠깐 반짝입니다 — 놓쳤으면 「↩ 하나 되돌리기」를 눌렀다 다시 찍으면 또 보입니다.      바뀐 칸:        칸</w:t>
+        <w:t xml:space="preserve">② 예시를 딱 하나 더 — 이번에도 스팸 ▲ 로 찍으세요. 세지 않아도 됩니다. B판 아래 「방금 바뀐 칸」 숫자를 그대로 옮겨 적으세요.      방금 바뀐 칸:        칸</w:t>
       </w:r>
     </w:p>
     <w:p>
@@ -291,7 +291,7 @@
           <w:sz w:val="22"/>
           <w:szCs w:val="22"/>
         </w:rPr>
-        <w:t xml:space="preserve">③ 「↺ 처음으로」를 눌러 B판을 비우고, 이번엔 예시 3~4개를 한쪽 구석에만 몰아 찍으세요. 구석에서 먼 칸들은 어떻게 칠해졌나요? 본 대로 적으세요 (낱말 몇 개면 됩니다):</w:t>
+        <w:t xml:space="preserve">③ 「↺ B판 처음으로」를 눌러 B판을 비우고, 이번엔 예시 3~4개를 한쪽 구석에만 몰아 찍으세요. 구석에서 먼 칸들은 어떻게 칠해졌나요? 본 대로 적으세요 (낱말 몇 개면 됩니다):</w:t>
       </w:r>
     </w:p>
     <w:p>
@@ -385,7 +385,7 @@
           <w:sz w:val="22"/>
           <w:szCs w:val="22"/>
         </w:rPr>
-        <w:t xml:space="preserve">0이 되기 직전, 마지막까지 남아 있던 다른 칸:   (링크        개 · 느낌표        개) 칸</w:t>
+        <w:t xml:space="preserve">지금 남아 있는 다른 칸 하나 (0을 만들었다면, 0이 되기 직전 마지막으로 남아 있던 칸):   (링크        개 · 느낌표        개) 칸</w:t>
       </w:r>
       <w:r>
         <w:rPr>
@@ -584,7 +584,7 @@
           <w:sz w:val="22"/>
           <w:szCs w:val="22"/>
         </w:rPr>
-        <w:t xml:space="preserve">A판에는 회색이 남는데, B판에는 처음부터 회색이 없다. 그 까닭은</w:t>
+        <w:t xml:space="preserve">A판에는 회색이 남는데 B판에는 처음부터 없다. 그 까닭은</w:t>
       </w:r>
     </w:p>
     <w:p>

--- a/teacher/04-ai/01-ai-concept/worksheet-04-01-ai-concept-lesson1.docx
+++ b/teacher/04-ai/01-ai-concept/worksheet-04-01-ai-concept-lesson1.docx
@@ -261,7 +261,7 @@
           <w:sz w:val="22"/>
           <w:szCs w:val="22"/>
         </w:rPr>
-        <w:t xml:space="preserve">① 예시를 딱 2개만 찍으세요 — 스팸 ▲ 하나, 정상 ● 하나. 칠해진 칸을 세어 보세요.      칠해진 칸:        칸</w:t>
+        <w:t xml:space="preserve">① 예시를 딱 2개만, 자리를 정해 찍으세요 — (링크 3 · 느낌표 3) 칸에 스팸 ▲, (링크 0 · 느낌표 0) 칸에 정상 ●. 칠해지지 않은 칸이 몇 칸인지 보세요.      칠해지지 않은 칸:        칸</w:t>
       </w:r>
     </w:p>
     <w:p>

--- a/teacher/04-ai/01-ai-concept/worksheet-04-01-ai-concept-lesson1.docx
+++ b/teacher/04-ai/01-ai-concept/worksheet-04-01-ai-concept-lesson1.docx
@@ -120,7 +120,7 @@
           <w:sz w:val="22"/>
           <w:szCs w:val="22"/>
         </w:rPr>
-        <w:t xml:space="preserve">이제 규칙을 하나씩 얹어 회색 0 · 다툼 0을 만들어 보세요. 몇 개면 되는지 앱은 알려주지 않습니다.</w:t>
+        <w:t xml:space="preserve">이제 규칙을 하나씩 얹어 회색 0 · 다툼 0을 만들어 보세요 — 단, 빨강(스팸 ▲) 칸과 파랑(정상 ●) 칸이 둘 다 있어야 합니다. 규칙이 몇 개면 되는지 앱은 알려주지 않습니다.</w:t>
       </w:r>
     </w:p>
     <w:p>
@@ -340,6 +340,21 @@
           <w:sz w:val="22"/>
           <w:szCs w:val="22"/>
         </w:rPr>
+        <w:t xml:space="preserve">먼저 확인 — 「↺ B판 처음으로」를 한 번 눌러 B판을 비우고 시작합니다. A판의 규칙은 그대로 둡니다.</w:t>
+      </w:r>
+    </w:p>
+    <w:p>
+      <w:pPr>
+        <w:keepNext/>
+        <w:keepLines/>
+        <w:spacing w:after="80"/>
+      </w:pPr>
+      <w:r>
+        <w:rPr>
+          <w:rFonts w:ascii="Malgun Gothic" w:cs="Malgun Gothic" w:eastAsia="Malgun Gothic" w:hAnsi="Malgun Gothic"/>
+          <w:sz w:val="22"/>
+          <w:szCs w:val="22"/>
+        </w:rPr>
         <w:t xml:space="preserve">A판과 B판이 완전히 같은 그림이 되게 만들어 보세요. 두 판 사이 위의 「두 판이 다른 칸」이 0이 되면 성공입니다. 규칙을 얹고 내려도, 예시를 찍고 지워도 됩니다.</w:t>
       </w:r>
     </w:p>
@@ -395,7 +410,7 @@
           <w:sz w:val="22"/>
           <w:szCs w:val="22"/>
         </w:rPr>
-        <w:t xml:space="preserve">   — 앱에서 꼭 확인해서 적으세요. 다음 시간에는 앱 없이 이 기록만 봅니다.</w:t>
+        <w:t xml:space="preserve">   — 0을 만들기 전에 먼저 적으세요. 0을 만든 뒤에는 화면에 다른 칸이 없습니다. 다음 시간에는 앱 없이 이 기록만 봅니다.</w:t>
       </w:r>
     </w:p>
     <w:p>

--- a/teacher/04-ai/01-ai-concept/worksheet-04-01-ai-concept-lesson1.docx
+++ b/teacher/04-ai/01-ai-concept/worksheet-04-01-ai-concept-lesson1.docx
@@ -568,7 +568,7 @@
           <w:sz w:val="22"/>
           <w:szCs w:val="22"/>
         </w:rPr>
-        <w:t xml:space="preserve">문자를 가려내는 판을 만드는 방법은</w:t>
+        <w:t xml:space="preserve">기계가 문자를 가려내게 만드는 방법은</w:t>
       </w:r>
     </w:p>
     <w:p>

--- a/teacher/04-ai/01-ai-concept/worksheet-04-01-ai-concept-lesson1.docx
+++ b/teacher/04-ai/01-ai-concept/worksheet-04-01-ai-concept-lesson1.docx
@@ -14,7 +14,7 @@
           <w:sz w:val="36"/>
           <w:szCs w:val="36"/>
         </w:rPr>
-        <w:t xml:space="preserve">어떻게 가려낼까? — 두 판 만들기</w:t>
+        <w:t xml:space="preserve">어떻게 가려낼까? — 두 판 기록지</w:t>
       </w:r>
     </w:p>
     <w:p>

--- a/teacher/04-ai/01-ai-concept/worksheet-04-01-ai-concept-lesson1.docx
+++ b/teacher/04-ai/01-ai-concept/worksheet-04-01-ai-concept-lesson1.docx
@@ -575,7 +575,7 @@
                 <w:sz w:val="21"/>
                 <w:szCs w:val="21"/>
               </w:rPr>
-              <w:t xml:space="preserve">빨강(스팸 ▲) 칸과 파랑(정상 ●) 칸이 둘 다 있어야 합니다.</w:t>
+              <w:t xml:space="preserve">빨강(스팸) 칸과 파랑(정상) 칸이 둘 다 있어야 합니다.</w:t>
             </w:r>
             <w:r>
               <w:rPr>
@@ -1061,7 +1061,7 @@
                 <w:sz w:val="21"/>
                 <w:szCs w:val="21"/>
               </w:rPr>
-              <w:t xml:space="preserve">(링크 3 · 느낌표 3) 칸에 스팸 ▲, (링크 0 · 느낌표 0) 칸에 정상 ●.</w:t>
+              <w:t xml:space="preserve">(링크 3 · 느낌표 3) 칸에 스팸, (링크 0 · 느낌표 0) 칸에 정상.</w:t>
             </w:r>
             <w:r>
               <w:rPr>
@@ -1155,15 +1155,15 @@
                 <w:sz w:val="21"/>
                 <w:szCs w:val="21"/>
               </w:rPr>
-              <w:t xml:space="preserve">스팸 ▲</w:t>
-            </w:r>
-            <w:r>
-              <w:rPr>
-                <w:rFonts w:ascii="Malgun Gothic" w:cs="Malgun Gothic" w:eastAsia="Malgun Gothic" w:hAnsi="Malgun Gothic"/>
-                <w:sz w:val="21"/>
-                <w:szCs w:val="21"/>
-              </w:rPr>
-              <w:t xml:space="preserve"> 로 하나 더 찍으세요. 세지 않아도 됩니다 — B판 아래 「방금 바뀐 칸」 숫자를 그대로 옮겨 적습니다.</w:t>
+              <w:t xml:space="preserve">스팸</w:t>
+            </w:r>
+            <w:r>
+              <w:rPr>
+                <w:rFonts w:ascii="Malgun Gothic" w:cs="Malgun Gothic" w:eastAsia="Malgun Gothic" w:hAnsi="Malgun Gothic"/>
+                <w:sz w:val="21"/>
+                <w:szCs w:val="21"/>
+              </w:rPr>
+              <w:t xml:space="preserve">으로 하나 더 찍으세요. 세지 않아도 됩니다 — B판 아래 「방금 바뀐 칸」 숫자를 그대로 옮겨 적습니다.</w:t>
             </w:r>
           </w:p>
         </w:tc>
@@ -2620,7 +2620,7 @@
                 <w:sz w:val="21"/>
                 <w:szCs w:val="21"/>
               </w:rPr>
-              <w:t xml:space="preserve">1.  B판에 예시를 빨강(스팸 ▲) 하나 · 파랑(정상 ●) 하나만 찍었는데도 16칸이 전부 칠해졌습니다. 기계는 왜 「이건 모르겠다」고 하지 않았을까요?</w:t>
+              <w:t xml:space="preserve">1.  B판에 예시를 빨강(스팸) 하나 · 파랑(정상) 하나만 찍었는데도 16칸이 전부 칠해졌습니다. 기계는 왜 「이건 모르겠다」고 하지 않았을까요?</w:t>
             </w:r>
           </w:p>
         </w:tc>

--- a/teacher/04-ai/01-ai-concept/worksheet-04-01-ai-concept-lesson1.docx
+++ b/teacher/04-ai/01-ai-concept/worksheet-04-01-ai-concept-lesson1.docx
@@ -6,6 +6,46 @@
       <w:pPr>
         <w:spacing w:after="100"/>
       </w:pPr>
+      <w:r>
+        <w:drawing>
+          <wp:inline distT="0" distB="0" distL="0" distR="0">
+            <wp:extent cx="347472" cy="347472"/>
+            <wp:effectExtent l="0" t="0" r="0" b="0"/>
+            <wp:docPr id="9001" name="단원 그림" descr=""/>
+            <wp:cNvGraphicFramePr>
+              <a:graphicFrameLocks xmlns:a="http://schemas.openxmlformats.org/drawingml/2006/main" noChangeAspect="1"/>
+            </wp:cNvGraphicFramePr>
+            <a:graphic xmlns:a="http://schemas.openxmlformats.org/drawingml/2006/main">
+              <a:graphicData uri="http://schemas.openxmlformats.org/drawingml/2006/picture">
+                <pic:pic xmlns:pic="http://schemas.openxmlformats.org/drawingml/2006/picture">
+                  <pic:nvPicPr>
+                    <pic:cNvPr id="0" name="unit-icon.png"/>
+                    <pic:cNvPicPr/>
+                  </pic:nvPicPr>
+                  <pic:blipFill>
+                    <a:blip r:embed="rIdUnitIcon"/>
+                    <a:stretch>
+                      <a:fillRect/>
+                    </a:stretch>
+                  </pic:blipFill>
+                  <pic:spPr>
+                    <a:xfrm>
+                      <a:off x="0" y="0"/>
+                      <a:ext cx="347472" cy="347472"/>
+                    </a:xfrm>
+                    <a:prstGeom prst="rect">
+                      <a:avLst/>
+                    </a:prstGeom>
+                  </pic:spPr>
+                </pic:pic>
+              </a:graphicData>
+            </a:graphic>
+          </wp:inline>
+        </w:drawing>
+      </w:r>
+      <w:r>
+        <w:t xml:space="preserve"> </w:t>
+      </w:r>
       <w:r>
         <w:rPr>
           <w:rFonts w:ascii="Malgun Gothic" w:cs="Malgun Gothic" w:eastAsia="Malgun Gothic" w:hAnsi="Malgun Gothic"/>
